--- a/documento challenge ténico.docx
+++ b/documento challenge ténico.docx
@@ -125,7 +125,19 @@
         <w:rPr>
           <w:lang w:val="es-AR"/>
         </w:rPr>
-        <w:t xml:space="preserve"> no podía garantizar 100% que lo que usaba la IA fuera lo mejor. Algo que fue fácil fue </w:t>
+        <w:t xml:space="preserve"> no podía garantizar 100% que lo que usaba la IA fuera lo mejor</w:t>
+      </w:r>
+      <w:r>
+        <w:rPr>
+          <w:lang w:val="es-AR"/>
+        </w:rPr>
+        <w:t>, por eso a mi parecer la IA no se tiene que usar sin conocimiento previo de lo que estás pidiendo, ya que muchas veces el resultado puede ser funcional, pero no el más óptimo</w:t>
+      </w:r>
+      <w:r>
+        <w:rPr>
+          <w:lang w:val="es-AR"/>
+        </w:rPr>
+        <w:t xml:space="preserve">. Algo que fue fácil fue </w:t>
       </w:r>
       <w:proofErr w:type="spellStart"/>
       <w:r>
@@ -166,7 +178,31 @@
         <w:rPr>
           <w:lang w:val="es-AR"/>
         </w:rPr>
-        <w:t xml:space="preserve">También fue un problema que las IAs me entendieran. Algunas como Google AI Studio o Claude funcionan mejor que otras como </w:t>
+        <w:t>También fue un problema que las IAs me entendieran. Algunas como Google AI Studi</w:t>
+      </w:r>
+      <w:r>
+        <w:rPr>
+          <w:lang w:val="es-AR"/>
+        </w:rPr>
+        <w:t xml:space="preserve">o </w:t>
+      </w:r>
+      <w:r>
+        <w:rPr>
+          <w:lang w:val="es-AR"/>
+        </w:rPr>
+        <w:t>funcio</w:t>
+      </w:r>
+      <w:r>
+        <w:rPr>
+          <w:lang w:val="es-AR"/>
+        </w:rPr>
+        <w:t>naron</w:t>
+      </w:r>
+      <w:r>
+        <w:rPr>
+          <w:lang w:val="es-AR"/>
+        </w:rPr>
+        <w:t xml:space="preserve"> mejor que otras como </w:t>
       </w:r>
       <w:proofErr w:type="spellStart"/>
       <w:r>
@@ -195,6 +231,19 @@
           <w:lang w:val="es-AR"/>
         </w:rPr>
         <w:t xml:space="preserve"> de cada IA.</w:t>
+      </w:r>
+    </w:p>
+    <w:p>
+      <w:pPr>
+        <w:rPr>
+          <w:lang w:val="es-AR"/>
+        </w:rPr>
+      </w:pPr>
+      <w:r>
+        <w:rPr>
+          <w:lang w:val="es-AR"/>
+        </w:rPr>
+        <w:t>Es muy importante, además del conocimiento previo, que sea la persona quien defina requerimientos funcionales y no funcionales y analice lo pedido en sí, creando un relevamiento eficiente que lleve a un resultado óptimo. De vuelta, mandar lo pedido como estaba hubiera dado un resultado igual al que nos dio ahora o muy parecido, sí, pero el saber sobre las buenas prácticas, la mantenibilidad y cosas como KISS y YAGNI aumentan considerablemente la tasa de eficiencia del resultado que devuelve la IA.</w:t>
       </w:r>
     </w:p>
     <w:p>
@@ -348,19 +397,7 @@
         <w:rPr>
           <w:lang w:val="es-AR"/>
         </w:rPr>
-        <w:t xml:space="preserve">El tiempo que tiene el jugador para tocar el </w:t>
-      </w:r>
-      <w:r>
-        <w:rPr>
-          <w:lang w:val="es-AR"/>
-        </w:rPr>
-        <w:t>botón</w:t>
-      </w:r>
-      <w:r>
-        <w:rPr>
-          <w:lang w:val="es-AR"/>
-        </w:rPr>
-        <w:t xml:space="preserve"> tiene que estar mostrándose siempre.</w:t>
+        <w:t>El tiempo que tiene el jugador para tocar el botón tiene que estar mostrándose siempre.</w:t>
       </w:r>
     </w:p>
     <w:p>
@@ -454,57 +491,33 @@
         <w:rPr>
           <w:lang w:val="es-AR"/>
         </w:rPr>
-        <w:t xml:space="preserve">El juego no tiene que tener una interfaz detallada, tiene que ser </w:t>
-      </w:r>
-      <w:r>
-        <w:rPr>
-          <w:lang w:val="es-AR"/>
-        </w:rPr>
-        <w:t>simple,</w:t>
-      </w:r>
-      <w:r>
-        <w:rPr>
-          <w:lang w:val="es-AR"/>
-        </w:rPr>
-        <w:t xml:space="preserve"> pero puede incluir animaciones y demás elementos que sean agradables a la vista. No tiene que incluir funciones de más, solo lo pedido (seguir las reglas KISS y YAGNI)</w:t>
-      </w:r>
-    </w:p>
-    <w:p>
-      <w:pPr>
-        <w:rPr>
-          <w:lang w:val="es-AR"/>
-        </w:rPr>
-      </w:pPr>
-      <w:r>
-        <w:rPr>
-          <w:lang w:val="es-AR"/>
-        </w:rPr>
-        <w:t xml:space="preserve">Tiene que usar componentes funcionales para crear este juego, y tiene que usar elementos HTML apropiados. Se tienen que también usar buenas prácticas de programación y que el código no solo sea </w:t>
-      </w:r>
-      <w:r>
-        <w:rPr>
-          <w:lang w:val="es-AR"/>
-        </w:rPr>
-        <w:t>prolijo,</w:t>
-      </w:r>
-      <w:r>
-        <w:rPr>
-          <w:lang w:val="es-AR"/>
-        </w:rPr>
-        <w:t xml:space="preserve"> pero también mantenible.</w:t>
-      </w:r>
-    </w:p>
-    <w:p>
-      <w:pPr>
-        <w:rPr>
-          <w:lang w:val="es-AR"/>
-        </w:rPr>
-      </w:pPr>
-      <w:r>
-        <w:rPr>
-          <w:lang w:val="es-AR"/>
-        </w:rPr>
         <w:lastRenderedPageBreak/>
+        <w:t>El juego no tiene que tener una interfaz detallada, tiene que ser simple, pero puede incluir animaciones y demás elementos que sean agradables a la vista. No tiene que incluir funciones de más, solo lo pedido (seguir las reglas KISS y YAGNI)</w:t>
+      </w:r>
+    </w:p>
+    <w:p>
+      <w:pPr>
+        <w:rPr>
+          <w:lang w:val="es-AR"/>
+        </w:rPr>
+      </w:pPr>
+      <w:r>
+        <w:rPr>
+          <w:lang w:val="es-AR"/>
+        </w:rPr>
+        <w:t>Tiene que usar componentes funcionales para crear este juego, y tiene que usar elementos HTML apropiados. Se tienen que también usar buenas prácticas de programación y que el código no solo sea prolijo, pero también mantenible.</w:t>
+      </w:r>
+    </w:p>
+    <w:p>
+      <w:pPr>
+        <w:rPr>
+          <w:lang w:val="es-AR"/>
+        </w:rPr>
+      </w:pPr>
+      <w:r>
+        <w:rPr>
+          <w:lang w:val="es-AR"/>
+        </w:rPr>
         <w:t xml:space="preserve">necesito que también incluya un </w:t>
       </w:r>
       <w:proofErr w:type="spellStart"/>
@@ -778,6 +791,14 @@
           <w:lang w:val="es-AR"/>
         </w:rPr>
         <w:t xml:space="preserve"> dentro del HTML en vez de crear un archivo aparte donde se pusiera toda la parte de diseño, una mala práctica a la hora de codear. Entre los 2, </w:t>
+      </w:r>
+      <w:r>
+        <w:rPr>
+          <w:sz w:val="20"/>
+          <w:szCs w:val="20"/>
+          <w:lang w:val="es-AR"/>
+        </w:rPr>
+        <w:t>Chat GPT fue el que ofreció un mejor resultado en el apartado visual y en funcionalidad general, aunque Google AI Studio fue mucho más rápido y pudo entender al instante lo que se necesitaba.</w:t>
       </w:r>
     </w:p>
     <w:sectPr>
